--- a/14 selenium video.docx
+++ b/14 selenium video.docx
@@ -484,7 +484,14 @@
           <w:sz w:val="28"/>
           <w:szCs w:val="28"/>
         </w:rPr>
-        <w:t>[info] Executing: | open | https://www.google.com/search?q=selenium+tutorial&amp;oq=&amp;gs_lcrp=EgZjaHJvbWUqCQgAEEUYOxjCAzIJCAAQRRg7GMIDMgkIARBFGDsYwgMyCQgCEEUYOxjCAzIJCAMQRRg7GMIDMgkIBBBFGDsYwgMyCQgFEEUYOxjCAzIJCAYQRRg7GMIDMgkIBxBFGDsYwgPSAQ4yNDYzMTA5MDRqMGoxNagCCLACAQ&amp;sourceid=chrome&amp;source=chrome.rb&amp;ie=UTF-8 | |</w:t>
+        <w:t>[info] Executing: | open | https://www.google.com</w:t>
+      </w:r>
+      <w:r>
+        <w:rPr>
+          <w:sz w:val="28"/>
+          <w:szCs w:val="28"/>
+        </w:rPr>
+        <w:t>.....</w:t>
       </w:r>
     </w:p>
     <w:p>
@@ -544,52 +551,52 @@
           <w:sz w:val="28"/>
           <w:szCs w:val="28"/>
         </w:rPr>
+        <w:t>[info] Executing: | click | id=_TL_Vas3PBP2R4-EPmN-ayQI_69 | |</w:t>
+      </w:r>
+    </w:p>
+    <w:p>
+      <w:pPr>
+        <w:rPr>
+          <w:sz w:val="28"/>
+          <w:szCs w:val="28"/>
+        </w:rPr>
+      </w:pPr>
+      <w:r>
+        <w:rPr>
+          <w:sz w:val="28"/>
+          <w:szCs w:val="28"/>
+        </w:rPr>
+        <w:t>[info] Wait until the element is found</w:t>
+      </w:r>
+    </w:p>
+    <w:p>
+      <w:pPr>
+        <w:rPr>
+          <w:sz w:val="28"/>
+          <w:szCs w:val="28"/>
+        </w:rPr>
+      </w:pPr>
+      <w:r>
+        <w:rPr>
+          <w:sz w:val="28"/>
+          <w:szCs w:val="28"/>
+        </w:rPr>
+        <w:t>[info] Cannot find element id=_TL_Vas3PBP2R4-EPmN-ayQI_69 after 1000ms switch to xpath=//h3[@id='_TL_Vas3PBP2R4-EPmN-ayQI_69']</w:t>
+      </w:r>
+    </w:p>
+    <w:p>
+      <w:pPr>
+        <w:rPr>
+          <w:sz w:val="28"/>
+          <w:szCs w:val="28"/>
+        </w:rPr>
+      </w:pPr>
+      <w:r>
+        <w:rPr>
+          <w:sz w:val="28"/>
+          <w:szCs w:val="28"/>
+        </w:rPr>
         <w:lastRenderedPageBreak/>
-        <w:t>[info] Executing: | click | id=_TL_Vas3PBP2R4-EPmN-ayQI_69 | |</w:t>
-      </w:r>
-    </w:p>
-    <w:p>
-      <w:pPr>
-        <w:rPr>
-          <w:sz w:val="28"/>
-          <w:szCs w:val="28"/>
-        </w:rPr>
-      </w:pPr>
-      <w:r>
-        <w:rPr>
-          <w:sz w:val="28"/>
-          <w:szCs w:val="28"/>
-        </w:rPr>
-        <w:t>[info] Wait until the element is found</w:t>
-      </w:r>
-    </w:p>
-    <w:p>
-      <w:pPr>
-        <w:rPr>
-          <w:sz w:val="28"/>
-          <w:szCs w:val="28"/>
-        </w:rPr>
-      </w:pPr>
-      <w:r>
-        <w:rPr>
-          <w:sz w:val="28"/>
-          <w:szCs w:val="28"/>
-        </w:rPr>
-        <w:t>[info] Cannot find element id=_TL_Vas3PBP2R4-EPmN-ayQI_69 after 1000ms switch to xpath=//h3[@id='_TL_Vas3PBP2R4-EPmN-ayQI_69']</w:t>
-      </w:r>
-    </w:p>
-    <w:p>
-      <w:pPr>
-        <w:rPr>
-          <w:sz w:val="28"/>
-          <w:szCs w:val="28"/>
-        </w:rPr>
-      </w:pPr>
-      <w:r>
-        <w:rPr>
-          <w:sz w:val="28"/>
-          <w:szCs w:val="28"/>
-        </w:rPr>
         <w:t>[info] Executing: | click | xpath=//h3[@id='_TL_Vas3PBP2R4-EPmN-ayQI_69'] | |</w:t>
       </w:r>
     </w:p>
